--- a/problems/CT_PS_8_26.docx
+++ b/problems/CT_PS_8_26.docx
@@ -2327,7 +2327,23 @@
           <w:color w:val="000000"/>
           <w:shd w:val="clear" w:color="auto" w:fill="FFFFFF"/>
         </w:rPr>
-        <w:t xml:space="preserve">two business, A and B, each worth 1,000x.  P wants to acquire Business A but not B.  P transfers Business B to a subsidiary and distributes the stock to </w:t>
+        <w:t xml:space="preserve">two business, A and B, each worth 1,000x.  P wants to acquire Business A but not B.  </w:t>
+      </w:r>
+      <w:r>
+        <w:rPr>
+          <w:rFonts w:eastAsia="Times New Roman" w:cstheme="minorHAnsi"/>
+          <w:color w:val="000000"/>
+          <w:shd w:val="clear" w:color="auto" w:fill="FFFFFF"/>
+        </w:rPr>
+        <w:t>T</w:t>
+      </w:r>
+      <w:r>
+        <w:rPr>
+          <w:rFonts w:eastAsia="Times New Roman" w:cstheme="minorHAnsi"/>
+          <w:color w:val="000000"/>
+          <w:shd w:val="clear" w:color="auto" w:fill="FFFFFF"/>
+        </w:rPr>
+        <w:t xml:space="preserve"> transfers Business B to a subsidiary and distributes the stock to </w:t>
       </w:r>
       <w:r>
         <w:rPr>
@@ -3430,7 +3446,19 @@
         <w:rPr>
           <w:rFonts w:cstheme="minorHAnsi"/>
         </w:rPr>
-        <w:t xml:space="preserve">T via a stock acquisition.  P initiates a tender offer for 51% of the T stock, which if it is successful, will be followed by a merger of </w:t>
+        <w:t>T via a stock acquisition.  P initiates a tender offer for 51% of the T stock</w:t>
+      </w:r>
+      <w:r>
+        <w:rPr>
+          <w:rFonts w:cstheme="minorHAnsi"/>
+        </w:rPr>
+        <w:t xml:space="preserve"> in exchange for P VS</w:t>
+      </w:r>
+      <w:r>
+        <w:rPr>
+          <w:rFonts w:cstheme="minorHAnsi"/>
+        </w:rPr>
+        <w:t xml:space="preserve">, which if it is successful, will be followed by a merger of </w:t>
       </w:r>
       <w:r>
         <w:rPr>
